--- a/Coding 2 - year/Unit 4 - File IO & Data Processing/Daily Lesson Plans/Word/Day 1.docx
+++ b/Coding 2 - year/Unit 4 - File IO & Data Processing/Daily Lesson Plans/Word/Day 1.docx
@@ -50,12 +50,15 @@
               </w:rPr>
               <w:t xml:space="preserve">Coding II — Full Year</w:t>
             </w:r>
-          </w:p>
-          <w:p>
-            <w:pPr>
-              <w:spacing w:before="40"/>
-              <w:jc w:val="center"/>
-            </w:pPr>
+            <w:r>
+              <w:rPr>
+                <w:rFonts w:ascii="Arial" w:cs="Arial" w:eastAsia="Arial" w:hAnsi="Arial"/>
+                <w:sz w:val="16"/>
+                <w:szCs w:val="16"/>
+              </w:rPr>
+              <w:br/>
+              <w:t xml:space="preserve"/>
+            </w:r>
             <w:r>
               <w:rPr>
                 <w:rFonts w:ascii="Arial" w:cs="Arial" w:eastAsia="Arial" w:hAnsi="Arial"/>
@@ -83,7 +86,7 @@
           <w:rFonts w:ascii="Arial" w:cs="Arial" w:eastAsia="Arial" w:hAnsi="Arial"/>
           <w:b/>
           <w:bCs/>
-          <w:color w:val="0D3B1F"/>
+          <w:color w:val="1B7A4A"/>
           <w:sz w:val="32"/>
           <w:szCs w:val="32"/>
         </w:rPr>
@@ -261,9 +264,9 @@
               <w:right w:val="single" w:color="CCCCCC" w:sz="1"/>
             </w:tcBorders>
             <w:tcMar>
-              <w:top w:type="dxa" w:w="60"/>
+              <w:top w:type="dxa" w:w="80"/>
               <w:left w:type="dxa" w:w="120"/>
-              <w:bottom w:type="dxa" w:w="60"/>
+              <w:bottom w:type="dxa" w:w="80"/>
               <w:right w:type="dxa" w:w="120"/>
             </w:tcMar>
           </w:tcPr>
@@ -290,20 +293,213 @@
               <w:right w:val="single" w:color="CCCCCC" w:sz="1"/>
             </w:tcBorders>
             <w:tcMar>
-              <w:top w:type="dxa" w:w="60"/>
+              <w:top w:type="dxa" w:w="80"/>
               <w:left w:type="dxa" w:w="120"/>
-              <w:bottom w:type="dxa" w:w="60"/>
+              <w:bottom w:type="dxa" w:w="80"/>
               <w:right w:type="dxa" w:w="120"/>
             </w:tcMar>
           </w:tcPr>
           <w:p>
-            <w:r>
-              <w:rPr>
-                <w:rFonts w:ascii="Arial" w:cs="Arial" w:eastAsia="Arial" w:hAnsi="Arial"/>
-                <w:sz w:val="20"/>
-                <w:szCs w:val="20"/>
+            <w:pPr>
+              <w:spacing w:after="80" w:before="80"/>
+            </w:pPr>
+            <w:r>
+              <w:rPr>
+                <w:rFonts w:ascii="Arial" w:cs="Arial" w:eastAsia="Arial" w:hAnsi="Arial"/>
+                <w:b/>
+                <w:bCs/>
+                <w:i w:val="false"/>
+                <w:iCs w:val="false"/>
+                <w:color w:val="000000"/>
+                <w:sz w:val="22"/>
+                <w:szCs w:val="22"/>
               </w:rPr>
               <w:t xml:space="preserve">Bell Ringer / Review</w:t>
+            </w:r>
+            <w:r>
+              <w:rPr>
+                <w:rFonts w:ascii="Arial" w:cs="Arial" w:eastAsia="Arial" w:hAnsi="Arial"/>
+                <w:sz w:val="20"/>
+                <w:szCs w:val="20"/>
+              </w:rPr>
+              <w:br/>
+              <w:t xml:space="preserve"/>
+            </w:r>
+            <w:r>
+              <w:rPr>
+                <w:rFonts w:ascii="Arial" w:cs="Arial" w:eastAsia="Arial" w:hAnsi="Arial"/>
+                <w:sz w:val="20"/>
+                <w:szCs w:val="20"/>
+              </w:rPr>
+              <w:br/>
+              <w:t xml:space="preserve"/>
+            </w:r>
+            <w:r>
+              <w:rPr>
+                <w:rFonts w:ascii="Arial" w:cs="Arial" w:eastAsia="Arial" w:hAnsi="Arial"/>
+                <w:b/>
+                <w:bCs/>
+                <w:i w:val="false"/>
+                <w:iCs w:val="false"/>
+                <w:color w:val="000000"/>
+                <w:sz w:val="20"/>
+                <w:szCs w:val="20"/>
+              </w:rPr>
+              <w:t xml:space="preserve">Quick Write </w:t>
+            </w:r>
+            <w:r>
+              <w:rPr>
+                <w:rFonts w:ascii="Arial" w:cs="Arial" w:eastAsia="Arial" w:hAnsi="Arial"/>
+                <w:b w:val="false"/>
+                <w:bCs w:val="false"/>
+                <w:i w:val="false"/>
+                <w:iCs w:val="false"/>
+                <w:color w:val="000000"/>
+                <w:sz w:val="20"/>
+                <w:szCs w:val="20"/>
+              </w:rPr>
+              <w:t xml:space="preserve">(3 min — written or verbal):</w:t>
+            </w:r>
+            <w:r>
+              <w:rPr>
+                <w:rFonts w:ascii="Arial" w:cs="Arial" w:eastAsia="Arial" w:hAnsi="Arial"/>
+                <w:sz w:val="20"/>
+                <w:szCs w:val="20"/>
+              </w:rPr>
+              <w:br/>
+              <w:t xml:space="preserve"/>
+            </w:r>
+            <w:r>
+              <w:rPr>
+                <w:rFonts w:ascii="Arial" w:cs="Arial" w:eastAsia="Arial" w:hAnsi="Arial"/>
+                <w:b w:val="false"/>
+                <w:bCs w:val="false"/>
+                <w:i w:val="false"/>
+                <w:iCs w:val="false"/>
+                <w:color w:val="000000"/>
+                <w:sz w:val="20"/>
+                <w:szCs w:val="20"/>
+              </w:rPr>
+              <w:t xml:space="preserve">    In your own words: Open files in different modes and read their entire contents using the open() function and with statement?</w:t>
+            </w:r>
+            <w:r>
+              <w:rPr>
+                <w:rFonts w:ascii="Arial" w:cs="Arial" w:eastAsia="Arial" w:hAnsi="Arial"/>
+                <w:sz w:val="20"/>
+                <w:szCs w:val="20"/>
+              </w:rPr>
+              <w:br/>
+              <w:t xml:space="preserve"/>
+            </w:r>
+            <w:r>
+              <w:rPr>
+                <w:rFonts w:ascii="Arial" w:cs="Arial" w:eastAsia="Arial" w:hAnsi="Arial"/>
+                <w:sz w:val="20"/>
+                <w:szCs w:val="20"/>
+              </w:rPr>
+              <w:br/>
+              <w:t xml:space="preserve"/>
+            </w:r>
+            <w:r>
+              <w:rPr>
+                <w:rFonts w:ascii="Arial" w:cs="Arial" w:eastAsia="Arial" w:hAnsi="Arial"/>
+                <w:b/>
+                <w:bCs/>
+                <w:i w:val="false"/>
+                <w:iCs w:val="false"/>
+                <w:color w:val="000000"/>
+                <w:sz w:val="20"/>
+                <w:szCs w:val="20"/>
+              </w:rPr>
+              <w:t xml:space="preserve">Vocabulary Preview — </w:t>
+            </w:r>
+            <w:r>
+              <w:rPr>
+                <w:rFonts w:ascii="Arial" w:cs="Arial" w:eastAsia="Arial" w:hAnsi="Arial"/>
+                <w:b w:val="false"/>
+                <w:bCs w:val="false"/>
+                <w:i w:val="false"/>
+                <w:iCs w:val="false"/>
+                <w:color w:val="000000"/>
+                <w:sz w:val="20"/>
+                <w:szCs w:val="20"/>
+              </w:rPr>
+              <w:t xml:space="preserve">terms we'll use today:</w:t>
+            </w:r>
+            <w:r>
+              <w:rPr>
+                <w:rFonts w:ascii="Arial" w:cs="Arial" w:eastAsia="Arial" w:hAnsi="Arial"/>
+                <w:sz w:val="20"/>
+                <w:szCs w:val="20"/>
+              </w:rPr>
+              <w:br/>
+              <w:t xml:space="preserve"/>
+            </w:r>
+            <w:r>
+              <w:rPr>
+                <w:rFonts w:ascii="Arial" w:cs="Arial" w:eastAsia="Arial" w:hAnsi="Arial"/>
+                <w:b w:val="false"/>
+                <w:bCs w:val="false"/>
+                <w:i w:val="false"/>
+                <w:iCs w:val="false"/>
+                <w:color w:val="000000"/>
+                <w:sz w:val="20"/>
+                <w:szCs w:val="20"/>
+              </w:rPr>
+              <w:t xml:space="preserve">    • open() function   •   File modes   •   with statement   •   read() method   •   File object properties</w:t>
+            </w:r>
+            <w:r>
+              <w:rPr>
+                <w:rFonts w:ascii="Arial" w:cs="Arial" w:eastAsia="Arial" w:hAnsi="Arial"/>
+                <w:sz w:val="20"/>
+                <w:szCs w:val="20"/>
+              </w:rPr>
+              <w:br/>
+              <w:t xml:space="preserve"/>
+            </w:r>
+            <w:r>
+              <w:rPr>
+                <w:rFonts w:ascii="Arial" w:cs="Arial" w:eastAsia="Arial" w:hAnsi="Arial"/>
+                <w:sz w:val="20"/>
+                <w:szCs w:val="20"/>
+              </w:rPr>
+              <w:br/>
+              <w:t xml:space="preserve"/>
+            </w:r>
+            <w:r>
+              <w:rPr>
+                <w:rFonts w:ascii="Arial" w:cs="Arial" w:eastAsia="Arial" w:hAnsi="Arial"/>
+                <w:b w:val="false"/>
+                <w:bCs w:val="false"/>
+                <w:i/>
+                <w:iCs/>
+                <w:color w:val="444444"/>
+                <w:sz w:val="20"/>
+                <w:szCs w:val="20"/>
+              </w:rPr>
+              <w:t xml:space="preserve">Today's Goal: By the end of class you will be able to open files in different modes and read their entire contents using the open() function and with statement.</w:t>
+            </w:r>
+            <w:r>
+              <w:rPr>
+                <w:rFonts w:ascii="Arial" w:cs="Arial" w:eastAsia="Arial" w:hAnsi="Arial"/>
+                <w:sz w:val="20"/>
+                <w:szCs w:val="20"/>
+              </w:rPr>
+              <w:br/>
+              <w:t xml:space="preserve"/>
+            </w:r>
+            <w:r>
+              <w:rPr>
+                <w:rFonts w:ascii="Arial" w:cs="Arial" w:eastAsia="Arial" w:hAnsi="Arial"/>
+                <w:b w:val="false"/>
+                <w:bCs w:val="false"/>
+                <w:i/>
+                <w:iCs/>
+                <w:color w:val="555555"/>
+                <w:sz w:val="20"/>
+                <w:szCs w:val="20"/>
+              </w:rPr>
+              <w:t xml:space="preserve">→ Pair-share your response, then 2–3 students share with the class.</w:t>
             </w:r>
           </w:p>
         </w:tc>
@@ -319,9 +515,9 @@
               <w:right w:val="single" w:color="CCCCCC" w:sz="1"/>
             </w:tcBorders>
             <w:tcMar>
-              <w:top w:type="dxa" w:w="60"/>
+              <w:top w:type="dxa" w:w="80"/>
               <w:left w:type="dxa" w:w="120"/>
-              <w:bottom w:type="dxa" w:w="60"/>
+              <w:bottom w:type="dxa" w:w="80"/>
               <w:right w:type="dxa" w:w="120"/>
             </w:tcMar>
           </w:tcPr>
@@ -348,20 +544,402 @@
               <w:right w:val="single" w:color="CCCCCC" w:sz="1"/>
             </w:tcBorders>
             <w:tcMar>
-              <w:top w:type="dxa" w:w="60"/>
+              <w:top w:type="dxa" w:w="80"/>
               <w:left w:type="dxa" w:w="120"/>
-              <w:bottom w:type="dxa" w:w="60"/>
+              <w:bottom w:type="dxa" w:w="80"/>
               <w:right w:type="dxa" w:w="120"/>
             </w:tcMar>
           </w:tcPr>
           <w:p>
-            <w:r>
-              <w:rPr>
-                <w:rFonts w:ascii="Arial" w:cs="Arial" w:eastAsia="Arial" w:hAnsi="Arial"/>
-                <w:sz w:val="20"/>
-                <w:szCs w:val="20"/>
-              </w:rPr>
-              <w:t xml:space="preserve">Mini Lesson: File Reading — open(), read(), with Statement</w:t>
+            <w:pPr>
+              <w:spacing w:after="80" w:before="80"/>
+            </w:pPr>
+            <w:r>
+              <w:rPr>
+                <w:rFonts w:ascii="Arial" w:cs="Arial" w:eastAsia="Arial" w:hAnsi="Arial"/>
+                <w:b/>
+                <w:bCs/>
+                <w:i w:val="false"/>
+                <w:iCs w:val="false"/>
+                <w:color w:val="000000"/>
+                <w:sz w:val="22"/>
+                <w:szCs w:val="22"/>
+              </w:rPr>
+              <w:t xml:space="preserve">Mini Lesson: </w:t>
+            </w:r>
+            <w:r>
+              <w:rPr>
+                <w:rFonts w:ascii="Arial" w:cs="Arial" w:eastAsia="Arial" w:hAnsi="Arial"/>
+                <w:b w:val="false"/>
+                <w:bCs w:val="false"/>
+                <w:i w:val="false"/>
+                <w:iCs w:val="false"/>
+                <w:color w:val="000000"/>
+                <w:sz w:val="22"/>
+                <w:szCs w:val="22"/>
+              </w:rPr>
+              <w:t xml:space="preserve">File Reading — open(), read(), with Statement</w:t>
+            </w:r>
+            <w:r>
+              <w:rPr>
+                <w:rFonts w:ascii="Arial" w:cs="Arial" w:eastAsia="Arial" w:hAnsi="Arial"/>
+                <w:sz w:val="20"/>
+                <w:szCs w:val="20"/>
+              </w:rPr>
+              <w:br/>
+              <w:t xml:space="preserve"/>
+            </w:r>
+            <w:r>
+              <w:rPr>
+                <w:rFonts w:ascii="Arial" w:cs="Arial" w:eastAsia="Arial" w:hAnsi="Arial"/>
+                <w:sz w:val="20"/>
+                <w:szCs w:val="20"/>
+              </w:rPr>
+              <w:br/>
+              <w:t xml:space="preserve"/>
+            </w:r>
+            <w:r>
+              <w:rPr>
+                <w:rFonts w:ascii="Arial" w:cs="Arial" w:eastAsia="Arial" w:hAnsi="Arial"/>
+                <w:b/>
+                <w:bCs/>
+                <w:i/>
+                <w:iCs/>
+                <w:color w:val="000000"/>
+                <w:sz w:val="20"/>
+                <w:szCs w:val="20"/>
+              </w:rPr>
+              <w:t xml:space="preserve">Learning Target: </w:t>
+            </w:r>
+            <w:r>
+              <w:rPr>
+                <w:rFonts w:ascii="Arial" w:cs="Arial" w:eastAsia="Arial" w:hAnsi="Arial"/>
+                <w:b w:val="false"/>
+                <w:bCs w:val="false"/>
+                <w:i/>
+                <w:iCs/>
+                <w:color w:val="333333"/>
+                <w:sz w:val="20"/>
+                <w:szCs w:val="20"/>
+              </w:rPr>
+              <w:t xml:space="preserve">I can open files in different modes and read their entire contents using the open() function and with statement.</w:t>
+            </w:r>
+            <w:r>
+              <w:rPr>
+                <w:rFonts w:ascii="Arial" w:cs="Arial" w:eastAsia="Arial" w:hAnsi="Arial"/>
+                <w:sz w:val="20"/>
+                <w:szCs w:val="20"/>
+              </w:rPr>
+              <w:br/>
+              <w:t xml:space="preserve"/>
+            </w:r>
+            <w:r>
+              <w:rPr>
+                <w:rFonts w:ascii="Arial" w:cs="Arial" w:eastAsia="Arial" w:hAnsi="Arial"/>
+                <w:sz w:val="20"/>
+                <w:szCs w:val="20"/>
+              </w:rPr>
+              <w:br/>
+              <w:t xml:space="preserve"/>
+            </w:r>
+            <w:r>
+              <w:rPr>
+                <w:rFonts w:ascii="Arial" w:cs="Arial" w:eastAsia="Arial" w:hAnsi="Arial"/>
+                <w:b w:val="false"/>
+                <w:bCs w:val="false"/>
+                <w:i w:val="false"/>
+                <w:iCs w:val="false"/>
+                <w:color w:val="000000"/>
+                <w:sz w:val="20"/>
+                <w:szCs w:val="20"/>
+              </w:rPr>
+              <w:t xml:space="preserve">open() function: Opens a file and returns a file object. Syntax: open(filename, mode).</w:t>
+            </w:r>
+            <w:r>
+              <w:rPr>
+                <w:rFonts w:ascii="Arial" w:cs="Arial" w:eastAsia="Arial" w:hAnsi="Arial"/>
+                <w:sz w:val="20"/>
+                <w:szCs w:val="20"/>
+              </w:rPr>
+              <w:br/>
+              <w:t xml:space="preserve"/>
+            </w:r>
+            <w:r>
+              <w:rPr>
+                <w:rFonts w:ascii="Arial" w:cs="Arial" w:eastAsia="Arial" w:hAnsi="Arial"/>
+                <w:b w:val="false"/>
+                <w:bCs w:val="false"/>
+                <w:i w:val="false"/>
+                <w:iCs w:val="false"/>
+                <w:color w:val="000000"/>
+                <w:sz w:val="20"/>
+                <w:szCs w:val="20"/>
+              </w:rPr>
+              <w:t xml:space="preserve">with statement: Context manager that automatically closes the file. Best practice for safe file handling.</w:t>
+            </w:r>
+            <w:r>
+              <w:rPr>
+                <w:rFonts w:ascii="Arial" w:cs="Arial" w:eastAsia="Arial" w:hAnsi="Arial"/>
+                <w:sz w:val="20"/>
+                <w:szCs w:val="20"/>
+              </w:rPr>
+              <w:br/>
+              <w:t xml:space="preserve"/>
+            </w:r>
+            <w:r>
+              <w:rPr>
+                <w:rFonts w:ascii="Arial" w:cs="Arial" w:eastAsia="Arial" w:hAnsi="Arial"/>
+                <w:sz w:val="20"/>
+                <w:szCs w:val="20"/>
+              </w:rPr>
+              <w:br/>
+              <w:t xml:space="preserve"/>
+            </w:r>
+            <w:r>
+              <w:rPr>
+                <w:rFonts w:ascii="Arial" w:cs="Arial" w:eastAsia="Arial" w:hAnsi="Arial"/>
+                <w:b/>
+                <w:bCs/>
+                <w:i w:val="false"/>
+                <w:iCs w:val="false"/>
+                <w:color w:val="000000"/>
+                <w:sz w:val="20"/>
+                <w:szCs w:val="20"/>
+              </w:rPr>
+              <w:t xml:space="preserve">Key Concepts:</w:t>
+            </w:r>
+            <w:r>
+              <w:rPr>
+                <w:rFonts w:ascii="Arial" w:cs="Arial" w:eastAsia="Arial" w:hAnsi="Arial"/>
+                <w:sz w:val="20"/>
+                <w:szCs w:val="20"/>
+              </w:rPr>
+              <w:br/>
+              <w:t xml:space="preserve"/>
+            </w:r>
+            <w:r>
+              <w:rPr>
+                <w:rFonts w:ascii="Arial" w:cs="Arial" w:eastAsia="Arial" w:hAnsi="Arial"/>
+                <w:b w:val="false"/>
+                <w:bCs w:val="false"/>
+                <w:i w:val="false"/>
+                <w:iCs w:val="false"/>
+                <w:color w:val="000000"/>
+                <w:sz w:val="20"/>
+                <w:szCs w:val="20"/>
+              </w:rPr>
+              <w:t xml:space="preserve">    • Modes: 'r' (read), 'w' (write), 'a' (append), 'r+' (read/write).</w:t>
+            </w:r>
+            <w:r>
+              <w:rPr>
+                <w:rFonts w:ascii="Arial" w:cs="Arial" w:eastAsia="Arial" w:hAnsi="Arial"/>
+                <w:sz w:val="20"/>
+                <w:szCs w:val="20"/>
+              </w:rPr>
+              <w:br/>
+              <w:t xml:space="preserve"/>
+            </w:r>
+            <w:r>
+              <w:rPr>
+                <w:rFonts w:ascii="Arial" w:cs="Arial" w:eastAsia="Arial" w:hAnsi="Arial"/>
+                <w:b w:val="false"/>
+                <w:bCs w:val="false"/>
+                <w:i w:val="false"/>
+                <w:iCs w:val="false"/>
+                <w:color w:val="000000"/>
+                <w:sz w:val="20"/>
+                <w:szCs w:val="20"/>
+              </w:rPr>
+              <w:t xml:space="preserve">    • 'r' — Read mode (default). File must exist.</w:t>
+            </w:r>
+            <w:r>
+              <w:rPr>
+                <w:rFonts w:ascii="Arial" w:cs="Arial" w:eastAsia="Arial" w:hAnsi="Arial"/>
+                <w:sz w:val="20"/>
+                <w:szCs w:val="20"/>
+              </w:rPr>
+              <w:br/>
+              <w:t xml:space="preserve"/>
+            </w:r>
+            <w:r>
+              <w:rPr>
+                <w:rFonts w:ascii="Arial" w:cs="Arial" w:eastAsia="Arial" w:hAnsi="Arial"/>
+                <w:b w:val="false"/>
+                <w:bCs w:val="false"/>
+                <w:i w:val="false"/>
+                <w:iCs w:val="false"/>
+                <w:color w:val="000000"/>
+                <w:sz w:val="20"/>
+                <w:szCs w:val="20"/>
+              </w:rPr>
+              <w:t xml:space="preserve">    • 'rb' — Read binary mode.</w:t>
+            </w:r>
+            <w:r>
+              <w:rPr>
+                <w:rFonts w:ascii="Arial" w:cs="Arial" w:eastAsia="Arial" w:hAnsi="Arial"/>
+                <w:sz w:val="20"/>
+                <w:szCs w:val="20"/>
+              </w:rPr>
+              <w:br/>
+              <w:t xml:space="preserve"/>
+            </w:r>
+            <w:r>
+              <w:rPr>
+                <w:rFonts w:ascii="Arial" w:cs="Arial" w:eastAsia="Arial" w:hAnsi="Arial"/>
+                <w:b w:val="false"/>
+                <w:bCs w:val="false"/>
+                <w:i w:val="false"/>
+                <w:iCs w:val="false"/>
+                <w:color w:val="000000"/>
+                <w:sz w:val="20"/>
+                <w:szCs w:val="20"/>
+              </w:rPr>
+              <w:t xml:space="preserve">    • 'w' — Write mode. Creates or overwrites the file.</w:t>
+            </w:r>
+            <w:r>
+              <w:rPr>
+                <w:rFonts w:ascii="Arial" w:cs="Arial" w:eastAsia="Arial" w:hAnsi="Arial"/>
+                <w:sz w:val="20"/>
+                <w:szCs w:val="20"/>
+              </w:rPr>
+              <w:br/>
+              <w:t xml:space="preserve"/>
+            </w:r>
+            <w:r>
+              <w:rPr>
+                <w:rFonts w:ascii="Arial" w:cs="Arial" w:eastAsia="Arial" w:hAnsi="Arial"/>
+                <w:b w:val="false"/>
+                <w:bCs w:val="false"/>
+                <w:i w:val="false"/>
+                <w:iCs w:val="false"/>
+                <w:color w:val="000000"/>
+                <w:sz w:val="20"/>
+                <w:szCs w:val="20"/>
+              </w:rPr>
+              <w:t xml:space="preserve">    • 'a' — Append mode. Adds content to the end.</w:t>
+            </w:r>
+            <w:r>
+              <w:rPr>
+                <w:rFonts w:ascii="Arial" w:cs="Arial" w:eastAsia="Arial" w:hAnsi="Arial"/>
+                <w:sz w:val="20"/>
+                <w:szCs w:val="20"/>
+              </w:rPr>
+              <w:br/>
+              <w:t xml:space="preserve"/>
+            </w:r>
+            <w:r>
+              <w:rPr>
+                <w:rFonts w:ascii="Arial" w:cs="Arial" w:eastAsia="Arial" w:hAnsi="Arial"/>
+                <w:sz w:val="20"/>
+                <w:szCs w:val="20"/>
+              </w:rPr>
+              <w:br/>
+              <w:t xml:space="preserve"/>
+            </w:r>
+            <w:r>
+              <w:rPr>
+                <w:rFonts w:ascii="Arial" w:cs="Arial" w:eastAsia="Arial" w:hAnsi="Arial"/>
+                <w:b/>
+                <w:bCs/>
+                <w:i w:val="false"/>
+                <w:iCs w:val="false"/>
+                <w:color w:val="000000"/>
+                <w:sz w:val="20"/>
+                <w:szCs w:val="20"/>
+              </w:rPr>
+              <w:t xml:space="preserve">Vocabulary: </w:t>
+            </w:r>
+            <w:r>
+              <w:rPr>
+                <w:rFonts w:ascii="Arial" w:cs="Arial" w:eastAsia="Arial" w:hAnsi="Arial"/>
+                <w:b w:val="false"/>
+                <w:bCs w:val="false"/>
+                <w:i w:val="false"/>
+                <w:iCs w:val="false"/>
+                <w:color w:val="000000"/>
+                <w:sz w:val="20"/>
+                <w:szCs w:val="20"/>
+              </w:rPr>
+              <w:t xml:space="preserve">open() function, File modes, with statement, read() method, File object properties</w:t>
+            </w:r>
+            <w:r>
+              <w:rPr>
+                <w:rFonts w:ascii="Arial" w:cs="Arial" w:eastAsia="Arial" w:hAnsi="Arial"/>
+                <w:sz w:val="20"/>
+                <w:szCs w:val="20"/>
+              </w:rPr>
+              <w:br/>
+              <w:t xml:space="preserve"/>
+            </w:r>
+            <w:r>
+              <w:rPr>
+                <w:rFonts w:ascii="Arial" w:cs="Arial" w:eastAsia="Arial" w:hAnsi="Arial"/>
+                <w:sz w:val="20"/>
+                <w:szCs w:val="20"/>
+              </w:rPr>
+              <w:br/>
+              <w:t xml:space="preserve"/>
+            </w:r>
+            <w:r>
+              <w:rPr>
+                <w:rFonts w:ascii="Arial" w:cs="Arial" w:eastAsia="Arial" w:hAnsi="Arial"/>
+                <w:b/>
+                <w:bCs/>
+                <w:i/>
+                <w:iCs/>
+                <w:color w:val="555555"/>
+                <w:sz w:val="20"/>
+                <w:szCs w:val="20"/>
+              </w:rPr>
+              <w:t xml:space="preserve">→ Live Demo — </w:t>
+            </w:r>
+            <w:r>
+              <w:rPr>
+                <w:rFonts w:ascii="Arial" w:cs="Arial" w:eastAsia="Arial" w:hAnsi="Arial"/>
+                <w:b w:val="false"/>
+                <w:bCs w:val="false"/>
+                <w:i/>
+                <w:iCs/>
+                <w:color w:val="555555"/>
+                <w:sz w:val="20"/>
+                <w:szCs w:val="20"/>
+              </w:rPr>
+              <w:t xml:space="preserve">type examples as students follow along in their own editor.</w:t>
+            </w:r>
+            <w:r>
+              <w:rPr>
+                <w:rFonts w:ascii="Arial" w:cs="Arial" w:eastAsia="Arial" w:hAnsi="Arial"/>
+                <w:sz w:val="20"/>
+                <w:szCs w:val="20"/>
+              </w:rPr>
+              <w:br/>
+              <w:t xml:space="preserve"/>
+            </w:r>
+            <w:r>
+              <w:rPr>
+                <w:rFonts w:ascii="Arial" w:cs="Arial" w:eastAsia="Arial" w:hAnsi="Arial"/>
+                <w:b/>
+                <w:bCs/>
+                <w:i/>
+                <w:iCs/>
+                <w:color w:val="555555"/>
+                <w:sz w:val="20"/>
+                <w:szCs w:val="20"/>
+              </w:rPr>
+              <w:t xml:space="preserve">→ Check for Understanding: </w:t>
+            </w:r>
+            <w:r>
+              <w:rPr>
+                <w:rFonts w:ascii="Arial" w:cs="Arial" w:eastAsia="Arial" w:hAnsi="Arial"/>
+                <w:b w:val="false"/>
+                <w:bCs w:val="false"/>
+                <w:i/>
+                <w:iCs/>
+                <w:color w:val="555555"/>
+                <w:sz w:val="20"/>
+                <w:szCs w:val="20"/>
+              </w:rPr>
+              <w:t xml:space="preserve">pause and cold-call: “Can someone explain what we just did in their own words?”</w:t>
             </w:r>
           </w:p>
         </w:tc>
@@ -377,9 +955,9 @@
               <w:right w:val="single" w:color="CCCCCC" w:sz="1"/>
             </w:tcBorders>
             <w:tcMar>
-              <w:top w:type="dxa" w:w="60"/>
+              <w:top w:type="dxa" w:w="80"/>
               <w:left w:type="dxa" w:w="120"/>
-              <w:bottom w:type="dxa" w:w="60"/>
+              <w:bottom w:type="dxa" w:w="80"/>
               <w:right w:type="dxa" w:w="120"/>
             </w:tcMar>
           </w:tcPr>
@@ -406,20 +984,90 @@
               <w:right w:val="single" w:color="CCCCCC" w:sz="1"/>
             </w:tcBorders>
             <w:tcMar>
-              <w:top w:type="dxa" w:w="60"/>
+              <w:top w:type="dxa" w:w="80"/>
               <w:left w:type="dxa" w:w="120"/>
-              <w:bottom w:type="dxa" w:w="60"/>
+              <w:bottom w:type="dxa" w:w="80"/>
               <w:right w:type="dxa" w:w="120"/>
             </w:tcMar>
           </w:tcPr>
           <w:p>
-            <w:r>
-              <w:rPr>
-                <w:rFonts w:ascii="Arial" w:cs="Arial" w:eastAsia="Arial" w:hAnsi="Arial"/>
-                <w:sz w:val="20"/>
-                <w:szCs w:val="20"/>
+            <w:pPr>
+              <w:spacing w:after="80" w:before="80"/>
+            </w:pPr>
+            <w:r>
+              <w:rPr>
+                <w:rFonts w:ascii="Arial" w:cs="Arial" w:eastAsia="Arial" w:hAnsi="Arial"/>
+                <w:b/>
+                <w:bCs/>
+                <w:i w:val="false"/>
+                <w:iCs w:val="false"/>
+                <w:color w:val="000000"/>
+                <w:sz w:val="22"/>
+                <w:szCs w:val="22"/>
               </w:rPr>
               <w:t xml:space="preserve">Guided Practice</w:t>
+            </w:r>
+            <w:r>
+              <w:rPr>
+                <w:rFonts w:ascii="Arial" w:cs="Arial" w:eastAsia="Arial" w:hAnsi="Arial"/>
+                <w:sz w:val="20"/>
+                <w:szCs w:val="20"/>
+              </w:rPr>
+              <w:br/>
+              <w:t xml:space="preserve"/>
+            </w:r>
+            <w:r>
+              <w:rPr>
+                <w:rFonts w:ascii="Arial" w:cs="Arial" w:eastAsia="Arial" w:hAnsi="Arial"/>
+                <w:sz w:val="20"/>
+                <w:szCs w:val="20"/>
+              </w:rPr>
+              <w:br/>
+              <w:t xml:space="preserve"/>
+            </w:r>
+            <w:r>
+              <w:rPr>
+                <w:rFonts w:ascii="Arial" w:cs="Arial" w:eastAsia="Arial" w:hAnsi="Arial"/>
+                <w:b w:val="false"/>
+                <w:bCs w:val="false"/>
+                <w:i w:val="false"/>
+                <w:iCs w:val="false"/>
+                <w:color w:val="000000"/>
+                <w:sz w:val="20"/>
+                <w:szCs w:val="20"/>
+              </w:rPr>
+              <w:t xml:space="preserve">Activity: Read and Display File Contents</w:t>
+            </w:r>
+            <w:r>
+              <w:rPr>
+                <w:rFonts w:ascii="Arial" w:cs="Arial" w:eastAsia="Arial" w:hAnsi="Arial"/>
+                <w:sz w:val="20"/>
+                <w:szCs w:val="20"/>
+              </w:rPr>
+              <w:br/>
+              <w:t xml:space="preserve"/>
+            </w:r>
+            <w:r>
+              <w:rPr>
+                <w:rFonts w:ascii="Arial" w:cs="Arial" w:eastAsia="Arial" w:hAnsi="Arial"/>
+                <w:sz w:val="20"/>
+                <w:szCs w:val="20"/>
+              </w:rPr>
+              <w:br/>
+              <w:t xml:space="preserve"/>
+            </w:r>
+            <w:r>
+              <w:rPr>
+                <w:rFonts w:ascii="Arial" w:cs="Arial" w:eastAsia="Arial" w:hAnsi="Arial"/>
+                <w:b w:val="false"/>
+                <w:bCs w:val="false"/>
+                <w:i/>
+                <w:iCs/>
+                <w:color w:val="555555"/>
+                <w:sz w:val="20"/>
+                <w:szCs w:val="20"/>
+              </w:rPr>
+              <w:t xml:space="preserve">→ Teacher models — students try alongside, then compare results.</w:t>
             </w:r>
           </w:p>
         </w:tc>
@@ -435,9 +1083,9 @@
               <w:right w:val="single" w:color="CCCCCC" w:sz="1"/>
             </w:tcBorders>
             <w:tcMar>
-              <w:top w:type="dxa" w:w="60"/>
+              <w:top w:type="dxa" w:w="80"/>
               <w:left w:type="dxa" w:w="120"/>
-              <w:bottom w:type="dxa" w:w="60"/>
+              <w:bottom w:type="dxa" w:w="80"/>
               <w:right w:type="dxa" w:w="120"/>
             </w:tcMar>
           </w:tcPr>
@@ -450,7 +1098,7 @@
                 <w:sz w:val="20"/>
                 <w:szCs w:val="20"/>
               </w:rPr>
-              <w:t xml:space="preserve">15-20 min</w:t>
+              <w:t xml:space="preserve">15–20 min</w:t>
             </w:r>
           </w:p>
         </w:tc>
@@ -464,20 +1112,164 @@
               <w:right w:val="single" w:color="CCCCCC" w:sz="1"/>
             </w:tcBorders>
             <w:tcMar>
-              <w:top w:type="dxa" w:w="60"/>
+              <w:top w:type="dxa" w:w="80"/>
               <w:left w:type="dxa" w:w="120"/>
-              <w:bottom w:type="dxa" w:w="60"/>
+              <w:bottom w:type="dxa" w:w="80"/>
               <w:right w:type="dxa" w:w="120"/>
             </w:tcMar>
           </w:tcPr>
           <w:p>
-            <w:r>
-              <w:rPr>
-                <w:rFonts w:ascii="Arial" w:cs="Arial" w:eastAsia="Arial" w:hAnsi="Arial"/>
-                <w:sz w:val="20"/>
-                <w:szCs w:val="20"/>
+            <w:pPr>
+              <w:spacing w:after="80" w:before="80"/>
+            </w:pPr>
+            <w:r>
+              <w:rPr>
+                <w:rFonts w:ascii="Arial" w:cs="Arial" w:eastAsia="Arial" w:hAnsi="Arial"/>
+                <w:b/>
+                <w:bCs/>
+                <w:i w:val="false"/>
+                <w:iCs w:val="false"/>
+                <w:color w:val="000000"/>
+                <w:sz w:val="22"/>
+                <w:szCs w:val="22"/>
               </w:rPr>
               <w:t xml:space="preserve">Independent Practice / Code Along</w:t>
+            </w:r>
+            <w:r>
+              <w:rPr>
+                <w:rFonts w:ascii="Arial" w:cs="Arial" w:eastAsia="Arial" w:hAnsi="Arial"/>
+                <w:sz w:val="20"/>
+                <w:szCs w:val="20"/>
+              </w:rPr>
+              <w:br/>
+              <w:t xml:space="preserve"/>
+            </w:r>
+            <w:r>
+              <w:rPr>
+                <w:rFonts w:ascii="Arial" w:cs="Arial" w:eastAsia="Arial" w:hAnsi="Arial"/>
+                <w:b/>
+                <w:bCs/>
+                <w:i w:val="false"/>
+                <w:iCs w:val="false"/>
+                <w:color w:val="000000"/>
+                <w:sz w:val="20"/>
+                <w:szCs w:val="20"/>
+              </w:rPr>
+              <w:t xml:space="preserve">    Beginner: </w:t>
+            </w:r>
+            <w:r>
+              <w:rPr>
+                <w:rFonts w:ascii="Arial" w:cs="Arial" w:eastAsia="Arial" w:hAnsi="Arial"/>
+                <w:b w:val="false"/>
+                <w:bCs w:val="false"/>
+                <w:i w:val="false"/>
+                <w:iCs w:val="false"/>
+                <w:color w:val="000000"/>
+                <w:sz w:val="20"/>
+                <w:szCs w:val="20"/>
+              </w:rPr>
+              <w:t xml:space="preserve">Write a program that opens a file called greeting.txt and prints its entire content to the console.</w:t>
+            </w:r>
+            <w:r>
+              <w:rPr>
+                <w:rFonts w:ascii="Arial" w:cs="Arial" w:eastAsia="Arial" w:hAnsi="Arial"/>
+                <w:sz w:val="20"/>
+                <w:szCs w:val="20"/>
+              </w:rPr>
+              <w:br/>
+              <w:t xml:space="preserve"/>
+            </w:r>
+            <w:r>
+              <w:rPr>
+                <w:rFonts w:ascii="Arial" w:cs="Arial" w:eastAsia="Arial" w:hAnsi="Arial"/>
+                <w:b/>
+                <w:bCs/>
+                <w:i w:val="false"/>
+                <w:iCs w:val="false"/>
+                <w:color w:val="000000"/>
+                <w:sz w:val="20"/>
+                <w:szCs w:val="20"/>
+              </w:rPr>
+              <w:t xml:space="preserve">    Intermediate: </w:t>
+            </w:r>
+            <w:r>
+              <w:rPr>
+                <w:rFonts w:ascii="Arial" w:cs="Arial" w:eastAsia="Arial" w:hAnsi="Arial"/>
+                <w:b w:val="false"/>
+                <w:bCs w:val="false"/>
+                <w:i w:val="false"/>
+                <w:iCs w:val="false"/>
+                <w:color w:val="000000"/>
+                <w:sz w:val="20"/>
+                <w:szCs w:val="20"/>
+              </w:rPr>
+              <w:t xml:space="preserve">Write a program that opens a file, reads it, counts the total number of characters (including spaces and newlines), and displays the count.…</w:t>
+            </w:r>
+            <w:r>
+              <w:rPr>
+                <w:rFonts w:ascii="Arial" w:cs="Arial" w:eastAsia="Arial" w:hAnsi="Arial"/>
+                <w:sz w:val="20"/>
+                <w:szCs w:val="20"/>
+              </w:rPr>
+              <w:br/>
+              <w:t xml:space="preserve"/>
+            </w:r>
+            <w:r>
+              <w:rPr>
+                <w:rFonts w:ascii="Arial" w:cs="Arial" w:eastAsia="Arial" w:hAnsi="Arial"/>
+                <w:b/>
+                <w:bCs/>
+                <w:i w:val="false"/>
+                <w:iCs w:val="false"/>
+                <w:color w:val="000000"/>
+                <w:sz w:val="20"/>
+                <w:szCs w:val="20"/>
+              </w:rPr>
+              <w:t xml:space="preserve">    Challenge: </w:t>
+            </w:r>
+            <w:r>
+              <w:rPr>
+                <w:rFonts w:ascii="Arial" w:cs="Arial" w:eastAsia="Arial" w:hAnsi="Arial"/>
+                <w:b w:val="false"/>
+                <w:bCs w:val="false"/>
+                <w:i w:val="false"/>
+                <w:iCs w:val="false"/>
+                <w:color w:val="000000"/>
+                <w:sz w:val="20"/>
+                <w:szCs w:val="20"/>
+              </w:rPr>
+              <w:t xml:space="preserve">Write a program that opens a file called poem.txt, reads the entire content, and prints only the first and last 50 characters of the file.…</w:t>
+            </w:r>
+            <w:r>
+              <w:rPr>
+                <w:rFonts w:ascii="Arial" w:cs="Arial" w:eastAsia="Arial" w:hAnsi="Arial"/>
+                <w:sz w:val="20"/>
+                <w:szCs w:val="20"/>
+              </w:rPr>
+              <w:br/>
+              <w:t xml:space="preserve"/>
+            </w:r>
+            <w:r>
+              <w:rPr>
+                <w:rFonts w:ascii="Arial" w:cs="Arial" w:eastAsia="Arial" w:hAnsi="Arial"/>
+                <w:sz w:val="20"/>
+                <w:szCs w:val="20"/>
+              </w:rPr>
+              <w:br/>
+              <w:t xml:space="preserve"/>
+            </w:r>
+            <w:r>
+              <w:rPr>
+                <w:rFonts w:ascii="Arial" w:cs="Arial" w:eastAsia="Arial" w:hAnsi="Arial"/>
+                <w:b w:val="false"/>
+                <w:bCs w:val="false"/>
+                <w:i/>
+                <w:iCs/>
+                <w:color w:val="555555"/>
+                <w:sz w:val="20"/>
+                <w:szCs w:val="20"/>
+              </w:rPr>
+              <w:t xml:space="preserve">→ Teacher circulates — offer hints, check for understanding.</w:t>
             </w:r>
           </w:p>
         </w:tc>
@@ -493,9 +1285,9 @@
               <w:right w:val="single" w:color="CCCCCC" w:sz="1"/>
             </w:tcBorders>
             <w:tcMar>
-              <w:top w:type="dxa" w:w="60"/>
+              <w:top w:type="dxa" w:w="80"/>
               <w:left w:type="dxa" w:w="120"/>
-              <w:bottom w:type="dxa" w:w="60"/>
+              <w:bottom w:type="dxa" w:w="80"/>
               <w:right w:type="dxa" w:w="120"/>
             </w:tcMar>
           </w:tcPr>
@@ -522,20 +1314,90 @@
               <w:right w:val="single" w:color="CCCCCC" w:sz="1"/>
             </w:tcBorders>
             <w:tcMar>
-              <w:top w:type="dxa" w:w="60"/>
+              <w:top w:type="dxa" w:w="80"/>
               <w:left w:type="dxa" w:w="120"/>
-              <w:bottom w:type="dxa" w:w="60"/>
+              <w:bottom w:type="dxa" w:w="80"/>
               <w:right w:type="dxa" w:w="120"/>
             </w:tcMar>
           </w:tcPr>
           <w:p>
-            <w:r>
-              <w:rPr>
-                <w:rFonts w:ascii="Arial" w:cs="Arial" w:eastAsia="Arial" w:hAnsi="Arial"/>
-                <w:sz w:val="20"/>
-                <w:szCs w:val="20"/>
+            <w:pPr>
+              <w:spacing w:after="80" w:before="80"/>
+            </w:pPr>
+            <w:r>
+              <w:rPr>
+                <w:rFonts w:ascii="Arial" w:cs="Arial" w:eastAsia="Arial" w:hAnsi="Arial"/>
+                <w:b/>
+                <w:bCs/>
+                <w:i w:val="false"/>
+                <w:iCs w:val="false"/>
+                <w:color w:val="000000"/>
+                <w:sz w:val="22"/>
+                <w:szCs w:val="22"/>
               </w:rPr>
               <w:t xml:space="preserve">Exit Ticket / Wrap-Up</w:t>
+            </w:r>
+            <w:r>
+              <w:rPr>
+                <w:rFonts w:ascii="Arial" w:cs="Arial" w:eastAsia="Arial" w:hAnsi="Arial"/>
+                <w:sz w:val="20"/>
+                <w:szCs w:val="20"/>
+              </w:rPr>
+              <w:br/>
+              <w:t xml:space="preserve"/>
+            </w:r>
+            <w:r>
+              <w:rPr>
+                <w:rFonts w:ascii="Arial" w:cs="Arial" w:eastAsia="Arial" w:hAnsi="Arial"/>
+                <w:sz w:val="20"/>
+                <w:szCs w:val="20"/>
+              </w:rPr>
+              <w:br/>
+              <w:t xml:space="preserve"/>
+            </w:r>
+            <w:r>
+              <w:rPr>
+                <w:rFonts w:ascii="Arial" w:cs="Arial" w:eastAsia="Arial" w:hAnsi="Arial"/>
+                <w:b w:val="false"/>
+                <w:bCs w:val="false"/>
+                <w:i w:val="false"/>
+                <w:iCs w:val="false"/>
+                <w:color w:val="000000"/>
+                <w:sz w:val="20"/>
+                <w:szCs w:val="20"/>
+              </w:rPr>
+              <w:t xml:space="preserve">Quick Check: Open files in different modes and read their entire contents using the open() function and with statement?</w:t>
+            </w:r>
+            <w:r>
+              <w:rPr>
+                <w:rFonts w:ascii="Arial" w:cs="Arial" w:eastAsia="Arial" w:hAnsi="Arial"/>
+                <w:sz w:val="20"/>
+                <w:szCs w:val="20"/>
+              </w:rPr>
+              <w:br/>
+              <w:t xml:space="preserve"/>
+            </w:r>
+            <w:r>
+              <w:rPr>
+                <w:rFonts w:ascii="Arial" w:cs="Arial" w:eastAsia="Arial" w:hAnsi="Arial"/>
+                <w:sz w:val="20"/>
+                <w:szCs w:val="20"/>
+              </w:rPr>
+              <w:br/>
+              <w:t xml:space="preserve"/>
+            </w:r>
+            <w:r>
+              <w:rPr>
+                <w:rFonts w:ascii="Arial" w:cs="Arial" w:eastAsia="Arial" w:hAnsi="Arial"/>
+                <w:b w:val="false"/>
+                <w:bCs w:val="false"/>
+                <w:i/>
+                <w:iCs/>
+                <w:color w:val="555555"/>
+                <w:sz w:val="20"/>
+                <w:szCs w:val="20"/>
+              </w:rPr>
+              <w:t xml:space="preserve">→ 3–2–1: Name 3 things learned, 2 new vocab words, 1 question you still have.</w:t>
             </w:r>
           </w:p>
         </w:tc>
@@ -807,19 +1669,6 @@
                 <w:sz w:val="18"/>
                 <w:szCs w:val="18"/>
               </w:rPr>
-              <w:t xml:space="preserve"># Example 1: Basic file reading with open()</w:t>
-            </w:r>
-          </w:p>
-          <w:p>
-            <w:pPr>
-              <w:spacing w:after="20"/>
-            </w:pPr>
-            <w:r>
-              <w:rPr>
-                <w:rFonts w:ascii="Courier New" w:cs="Courier New" w:eastAsia="Courier New" w:hAnsi="Courier New"/>
-                <w:sz w:val="18"/>
-                <w:szCs w:val="18"/>
-              </w:rPr>
               <w:t xml:space="preserve">file_obj = open('sample.txt', 'r')</w:t>
             </w:r>
           </w:p>
@@ -885,7 +1734,7 @@
                 <w:sz w:val="18"/>
                 <w:szCs w:val="18"/>
               </w:rPr>
-              <w:t xml:space="preserve"># Example 2: Using with statement (preferred)</w:t>
+              <w:t xml:space="preserve"> </w:t>
             </w:r>
           </w:p>
           <w:p>
@@ -937,19 +1786,6 @@
                 <w:sz w:val="18"/>
                 <w:szCs w:val="18"/>
               </w:rPr>
-              <w:t xml:space="preserve"># File is automatically closed after the with block</w:t>
-            </w:r>
-          </w:p>
-          <w:p>
-            <w:pPr>
-              <w:spacing w:after="20"/>
-            </w:pPr>
-            <w:r>
-              <w:rPr>
-                <w:rFonts w:ascii="Courier New" w:cs="Courier New" w:eastAsia="Courier New" w:hAnsi="Courier New"/>
-                <w:sz w:val="18"/>
-                <w:szCs w:val="18"/>
-              </w:rPr>
               <w:t xml:space="preserve"> </w:t>
             </w:r>
           </w:p>
@@ -963,7 +1799,20 @@
                 <w:sz w:val="18"/>
                 <w:szCs w:val="18"/>
               </w:rPr>
-              <w:t xml:space="preserve"># Example 3: Reading with file path</w:t>
+              <w:t xml:space="preserve"> </w:t>
+            </w:r>
+          </w:p>
+          <w:p>
+            <w:pPr>
+              <w:spacing w:after="20"/>
+            </w:pPr>
+            <w:r>
+              <w:rPr>
+                <w:rFonts w:ascii="Courier New" w:cs="Courier New" w:eastAsia="Courier New" w:hAnsi="Courier New"/>
+                <w:sz w:val="18"/>
+                <w:szCs w:val="18"/>
+              </w:rPr>
+              <w:t xml:space="preserve"> </w:t>
             </w:r>
           </w:p>
           <w:p>
@@ -1080,71 +1929,6 @@
                 <w:sz w:val="18"/>
                 <w:szCs w:val="18"/>
               </w:rPr>
-              <w:t xml:space="preserve"># Example 4: Sample data (simulating file content)</w:t>
-            </w:r>
-          </w:p>
-          <w:p>
-            <w:pPr>
-              <w:spacing w:after="20"/>
-            </w:pPr>
-            <w:r>
-              <w:rPr>
-                <w:rFonts w:ascii="Courier New" w:cs="Courier New" w:eastAsia="Courier New" w:hAnsi="Courier New"/>
-                <w:sz w:val="18"/>
-                <w:szCs w:val="18"/>
-              </w:rPr>
-              <w:t xml:space="preserve"># If 'sample.txt' contains:</w:t>
-            </w:r>
-          </w:p>
-          <w:p>
-            <w:pPr>
-              <w:spacing w:after="20"/>
-            </w:pPr>
-            <w:r>
-              <w:rPr>
-                <w:rFonts w:ascii="Courier New" w:cs="Courier New" w:eastAsia="Courier New" w:hAnsi="Courier New"/>
-                <w:sz w:val="18"/>
-                <w:szCs w:val="18"/>
-              </w:rPr>
-              <w:t xml:space="preserve"># Hello, World!</w:t>
-            </w:r>
-          </w:p>
-          <w:p>
-            <w:pPr>
-              <w:spacing w:after="20"/>
-            </w:pPr>
-            <w:r>
-              <w:rPr>
-                <w:rFonts w:ascii="Courier New" w:cs="Courier New" w:eastAsia="Courier New" w:hAnsi="Courier New"/>
-                <w:sz w:val="18"/>
-                <w:szCs w:val="18"/>
-              </w:rPr>
-              <w:t xml:space="preserve"># This is a test file.</w:t>
-            </w:r>
-          </w:p>
-          <w:p>
-            <w:pPr>
-              <w:spacing w:after="20"/>
-            </w:pPr>
-            <w:r>
-              <w:rPr>
-                <w:rFonts w:ascii="Courier New" w:cs="Courier New" w:eastAsia="Courier New" w:hAnsi="Courier New"/>
-                <w:sz w:val="18"/>
-                <w:szCs w:val="18"/>
-              </w:rPr>
-              <w:t xml:space="preserve"># Python is awesome!</w:t>
-            </w:r>
-          </w:p>
-          <w:p>
-            <w:pPr>
-              <w:spacing w:after="20"/>
-            </w:pPr>
-            <w:r>
-              <w:rPr>
-                <w:rFonts w:ascii="Courier New" w:cs="Courier New" w:eastAsia="Courier New" w:hAnsi="Courier New"/>
-                <w:sz w:val="18"/>
-                <w:szCs w:val="18"/>
-              </w:rPr>
               <w:t xml:space="preserve"> </w:t>
             </w:r>
           </w:p>
@@ -1158,6 +1942,71 @@
                 <w:sz w:val="18"/>
                 <w:szCs w:val="18"/>
               </w:rPr>
+              <w:t xml:space="preserve"> </w:t>
+            </w:r>
+          </w:p>
+          <w:p>
+            <w:pPr>
+              <w:spacing w:after="20"/>
+            </w:pPr>
+            <w:r>
+              <w:rPr>
+                <w:rFonts w:ascii="Courier New" w:cs="Courier New" w:eastAsia="Courier New" w:hAnsi="Courier New"/>
+                <w:sz w:val="18"/>
+                <w:szCs w:val="18"/>
+              </w:rPr>
+              <w:t xml:space="preserve"> </w:t>
+            </w:r>
+          </w:p>
+          <w:p>
+            <w:pPr>
+              <w:spacing w:after="20"/>
+            </w:pPr>
+            <w:r>
+              <w:rPr>
+                <w:rFonts w:ascii="Courier New" w:cs="Courier New" w:eastAsia="Courier New" w:hAnsi="Courier New"/>
+                <w:sz w:val="18"/>
+                <w:szCs w:val="18"/>
+              </w:rPr>
+              <w:t xml:space="preserve"> </w:t>
+            </w:r>
+          </w:p>
+          <w:p>
+            <w:pPr>
+              <w:spacing w:after="20"/>
+            </w:pPr>
+            <w:r>
+              <w:rPr>
+                <w:rFonts w:ascii="Courier New" w:cs="Courier New" w:eastAsia="Courier New" w:hAnsi="Courier New"/>
+                <w:sz w:val="18"/>
+                <w:szCs w:val="18"/>
+              </w:rPr>
+              <w:t xml:space="preserve"> </w:t>
+            </w:r>
+          </w:p>
+          <w:p>
+            <w:pPr>
+              <w:spacing w:after="20"/>
+            </w:pPr>
+            <w:r>
+              <w:rPr>
+                <w:rFonts w:ascii="Courier New" w:cs="Courier New" w:eastAsia="Courier New" w:hAnsi="Courier New"/>
+                <w:sz w:val="18"/>
+                <w:szCs w:val="18"/>
+              </w:rPr>
+              <w:t xml:space="preserve"> </w:t>
+            </w:r>
+          </w:p>
+          <w:p>
+            <w:pPr>
+              <w:spacing w:after="20"/>
+            </w:pPr>
+            <w:r>
+              <w:rPr>
+                <w:rFonts w:ascii="Courier New" w:cs="Courier New" w:eastAsia="Courier New" w:hAnsi="Courier New"/>
+                <w:sz w:val="18"/>
+                <w:szCs w:val="18"/>
+              </w:rPr>
               <w:t xml:space="preserve">sample_content = """Hello, World!</w:t>
             </w:r>
           </w:p>
@@ -1210,7 +2059,7 @@
                 <w:sz w:val="18"/>
                 <w:szCs w:val="18"/>
               </w:rPr>
-              <w:t xml:space="preserve"># Simulating file read</w:t>
+              <w:t xml:space="preserve"> </w:t>
             </w:r>
           </w:p>
           <w:p>
@@ -1262,7 +2111,7 @@
                 <w:sz w:val="18"/>
                 <w:szCs w:val="18"/>
               </w:rPr>
-              <w:t xml:space="preserve"># Example 5: Checking file status</w:t>
+              <w:t xml:space="preserve"> </w:t>
             </w:r>
           </w:p>
           <w:p>
@@ -1381,19 +2230,6 @@
                 <w:sz w:val="18"/>
                 <w:szCs w:val="18"/>
               </w:rPr>
-              <w:t xml:space="preserve"># Step 1: Open and read</w:t>
-            </w:r>
-          </w:p>
-          <w:p>
-            <w:pPr>
-              <w:spacing w:after="20"/>
-            </w:pPr>
-            <w:r>
-              <w:rPr>
-                <w:rFonts w:ascii="Courier New" w:cs="Courier New" w:eastAsia="Courier New" w:hAnsi="Courier New"/>
-                <w:sz w:val="18"/>
-                <w:szCs w:val="18"/>
-              </w:rPr>
               <w:t xml:space="preserve">with open('welcome.txt', 'r') as f:</w:t>
             </w:r>
           </w:p>
@@ -1433,7 +2269,7 @@
                 <w:sz w:val="18"/>
                 <w:szCs w:val="18"/>
               </w:rPr>
-              <w:t xml:space="preserve"># Step 2: Process and display</w:t>
+              <w:t xml:space="preserve"> </w:t>
             </w:r>
           </w:p>
           <w:p>
@@ -1485,7 +2321,7 @@
                 <w:sz w:val="18"/>
                 <w:szCs w:val="18"/>
               </w:rPr>
-              <w:t xml:space="preserve"># Step 3: Verify closure</w:t>
+              <w:t xml:space="preserve"> </w:t>
             </w:r>
           </w:p>
           <w:p>
@@ -1552,19 +2388,6 @@
                 <w:sz w:val="18"/>
                 <w:szCs w:val="18"/>
               </w:rPr>
-              <w:t xml:space="preserve"># Problem 1</w:t>
-            </w:r>
-          </w:p>
-          <w:p>
-            <w:pPr>
-              <w:spacing w:after="20"/>
-            </w:pPr>
-            <w:r>
-              <w:rPr>
-                <w:rFonts w:ascii="Courier New" w:cs="Courier New" w:eastAsia="Courier New" w:hAnsi="Courier New"/>
-                <w:sz w:val="18"/>
-                <w:szCs w:val="18"/>
-              </w:rPr>
               <w:t xml:space="preserve">with open('greeting.txt', 'r') as f:</w:t>
             </w:r>
           </w:p>
@@ -1617,7 +2440,7 @@
                 <w:sz w:val="18"/>
                 <w:szCs w:val="18"/>
               </w:rPr>
-              <w:t xml:space="preserve"># Problem 2</w:t>
+              <w:t xml:space="preserve"> </w:t>
             </w:r>
           </w:p>
           <w:p>
@@ -1695,7 +2518,7 @@
                 <w:sz w:val="18"/>
                 <w:szCs w:val="18"/>
               </w:rPr>
-              <w:t xml:space="preserve"># Problem 3</w:t>
+              <w:t xml:space="preserve"> </w:t>
             </w:r>
           </w:p>
           <w:p>
@@ -2023,76 +2846,7 @@
           <w:sz w:val="20"/>
           <w:szCs w:val="20"/>
         </w:rPr>
-        <w:t xml:space="preserve">Challenge: Write a program that opens a file called poem.txt, reads the entire content, and prints only the first and last 50 characters of the file. &lt;details&gt; &lt;summary&gt;💡 Hints&lt;/summary&gt;</w:t>
-      </w:r>
-    </w:p>
-    <w:p>
-      <w:pPr>
-        <w:spacing w:after="80"/>
-      </w:pPr>
-      <w:r>
-        <w:rPr>
-          <w:rFonts w:ascii="Arial" w:cs="Arial" w:eastAsia="Arial" w:hAnsi="Arial"/>
-          <w:b/>
-          <w:bCs/>
-          <w:sz w:val="20"/>
-          <w:szCs w:val="20"/>
-        </w:rPr>
-        <w:t xml:space="preserve">Problem 4: </w:t>
-      </w:r>
-      <w:r>
-        <w:rPr>
-          <w:rFonts w:ascii="Arial" w:cs="Arial" w:eastAsia="Arial" w:hAnsi="Arial"/>
-          <w:sz w:val="20"/>
-          <w:szCs w:val="20"/>
-        </w:rPr>
-        <w:t xml:space="preserve">: - Use open() with mode 'r'. - Use .read() to get the entire content. - Use print() to display it.</w:t>
-      </w:r>
-    </w:p>
-    <w:p>
-      <w:pPr>
-        <w:spacing w:after="80"/>
-      </w:pPr>
-      <w:r>
-        <w:rPr>
-          <w:rFonts w:ascii="Arial" w:cs="Arial" w:eastAsia="Arial" w:hAnsi="Arial"/>
-          <w:b/>
-          <w:bCs/>
-          <w:sz w:val="20"/>
-          <w:szCs w:val="20"/>
-        </w:rPr>
-        <w:t xml:space="preserve">Problem 5: </w:t>
-      </w:r>
-      <w:r>
-        <w:rPr>
-          <w:rFonts w:ascii="Arial" w:cs="Arial" w:eastAsia="Arial" w:hAnsi="Arial"/>
-          <w:sz w:val="20"/>
-          <w:szCs w:val="20"/>
-        </w:rPr>
-        <w:t xml:space="preserve">: - Use .read() to get the content as a string. - Use len() to count characters. - Remember that newlines are also characters.</w:t>
-      </w:r>
-    </w:p>
-    <w:p>
-      <w:pPr>
-        <w:spacing w:after="80"/>
-      </w:pPr>
-      <w:r>
-        <w:rPr>
-          <w:rFonts w:ascii="Arial" w:cs="Arial" w:eastAsia="Arial" w:hAnsi="Arial"/>
-          <w:b/>
-          <w:bCs/>
-          <w:sz w:val="20"/>
-          <w:szCs w:val="20"/>
-        </w:rPr>
-        <w:t xml:space="preserve">Problem 6: </w:t>
-      </w:r>
-      <w:r>
-        <w:rPr>
-          <w:rFonts w:ascii="Arial" w:cs="Arial" w:eastAsia="Arial" w:hAnsi="Arial"/>
-          <w:sz w:val="20"/>
-          <w:szCs w:val="20"/>
-        </w:rPr>
-        <w:t xml:space="preserve">: - Read the entire content using .read(). - Use string slicing: content[:50] for the first 50, content[-50:] for the last 50. - Use with statement for safety. &lt;/details&gt;</w:t>
+        <w:t xml:space="preserve">Challenge: Write a program that opens a file called poem.txt, reads the entire content, and prints only the first and last 50 characters of the file.</w:t>
       </w:r>
     </w:p>
     <w:p>

--- a/Coding 2 - year/Unit 4 - File IO & Data Processing/Daily Lesson Plans/Word/Day 1.docx
+++ b/Coding 2 - year/Unit 4 - File IO & Data Processing/Daily Lesson Plans/Word/Day 1.docx
@@ -380,7 +380,7 @@
                 <w:sz w:val="20"/>
                 <w:szCs w:val="20"/>
               </w:rPr>
-              <w:t xml:space="preserve">    In your own words: Open files in different modes and read their entire contents using the open() function and with statement?</w:t>
+              <w:t xml:space="preserve">    Think about File Reading — open(), read(), with Statement. Where might you use this in a real project, and why would it matter?</w:t>
             </w:r>
             <w:r>
               <w:rPr>
@@ -477,7 +477,7 @@
                 <w:sz w:val="20"/>
                 <w:szCs w:val="20"/>
               </w:rPr>
-              <w:t xml:space="preserve">Today's Goal: By the end of class you will be able to open files in different modes and read their entire contents using the open() function and with statement.</w:t>
+              <w:t xml:space="preserve">Today’s Goal: By the end of class you will be able to open files in different modes and read their entire contents using the open() function and with statement.</w:t>
             </w:r>
             <w:r>
               <w:rPr>
@@ -1366,7 +1366,7 @@
                 <w:sz w:val="20"/>
                 <w:szCs w:val="20"/>
               </w:rPr>
-              <w:t xml:space="preserve">Quick Check: Open files in different modes and read their entire contents using the open() function and with statement?</w:t>
+              <w:t xml:space="preserve">What is one important thing you learned about File Reading — open(), read(), with Statement today? How would you explain it to someone?</w:t>
             </w:r>
             <w:r>
               <w:rPr>
